--- a/feedback-docs/feedback-nutris/usability-test-nutricionista-1-es-respondido.docx
+++ b/feedback-docs/feedback-nutris/usability-test-nutricionista-1-es-respondido.docx
@@ -184,7 +184,7 @@
         <w:t>__</w:t>
       </w:r>
       <w:r>
-        <w:t>Jaime</w:t>
+        <w:t>Nutricionista 1</w:t>
       </w:r>
       <w:r>
         <w:t xml:space="preserve">____________________________   </w:t>
